--- a/web-app/files/docx_templates/_ATUSU5.00413-05-22_TEMPLATE.docx
+++ b/web-app/files/docx_templates/_ATUSU5.00413-05-22_TEMPLATE.docx
@@ -3508,6 +3508,7 @@
                 <w:rFonts w:cs="Arial"/>
                 <w:sz w:val="16"/>
                 <w:szCs w:val="16"/>
+                <w:lang w:val="pl-PL"/>
               </w:rPr>
               <w:instrText xml:space="preserve"> MERGEFIELD  "#if(  $d.ZgodaNaOtrzymywanieInformacjiHandlowych ) [ x ] #else [   ] #end"  \* MERGEFORMAT </w:instrText>
             </w:r>
@@ -3525,6 +3526,7 @@
                 <w:noProof/>
                 <w:sz w:val="16"/>
                 <w:szCs w:val="16"/>
+                <w:lang w:val="pl-PL"/>
               </w:rPr>
               <w:t>«#if(  $d.ZgodaNaOtrzymywanieInformacjiHa»</w:t>
             </w:r>
@@ -3577,6 +3579,7 @@
                 <w:rFonts w:cs="Arial"/>
                 <w:sz w:val="16"/>
                 <w:szCs w:val="16"/>
+                <w:lang w:val="pl-PL"/>
               </w:rPr>
               <w:instrText xml:space="preserve"> MERGEFIELD  "#if(  $d.ZgodaNaOtrzymywanieInformacjiHandlowych) [   ] #else [ x ] #end"  \* MERGEFORMAT </w:instrText>
             </w:r>
@@ -3594,6 +3597,7 @@
                 <w:noProof/>
                 <w:sz w:val="16"/>
                 <w:szCs w:val="16"/>
+                <w:lang w:val="pl-PL"/>
               </w:rPr>
               <w:t>«#if(  $d.ZgodaNaOtrzymywanieInformacjiHa»</w:t>
             </w:r>
@@ -3605,8 +3609,6 @@
               </w:rPr>
               <w:fldChar w:fldCharType="end"/>
             </w:r>
-            <w:bookmarkStart w:id="1" w:name="_GoBack"/>
-            <w:bookmarkEnd w:id="1"/>
             <w:r>
               <w:rPr>
                 <w:rFonts w:cs="Arial"/>
@@ -5756,7 +5758,7 @@
                 <w:lang w:val="pl-PL"/>
               </w:rPr>
             </w:pPr>
-            <w:bookmarkStart w:id="2" w:name="podpisPierwszegoReprezentanta"/>
+            <w:bookmarkStart w:id="1" w:name="podpisPierwszegoReprezentanta"/>
             <w:r>
               <w:rPr>
                 <w:rFonts w:ascii="Arial" w:hAnsi="Arial" w:cs="Arial"/>
@@ -5809,7 +5811,7 @@
                 </wp:inline>
               </w:drawing>
             </w:r>
-            <w:bookmarkEnd w:id="2"/>
+            <w:bookmarkEnd w:id="1"/>
           </w:p>
         </w:tc>
         <w:tc>
@@ -5826,7 +5828,7 @@
                 <w:lang w:val="pl-PL"/>
               </w:rPr>
             </w:pPr>
-            <w:bookmarkStart w:id="3" w:name="podpisDrugiegoReprezentanta"/>
+            <w:bookmarkStart w:id="2" w:name="podpisDrugiegoReprezentanta"/>
             <w:r>
               <w:rPr>
                 <w:rFonts w:ascii="Arial" w:hAnsi="Arial" w:cs="Arial"/>
@@ -5879,7 +5881,7 @@
                 </wp:inline>
               </w:drawing>
             </w:r>
-            <w:bookmarkEnd w:id="3"/>
+            <w:bookmarkEnd w:id="2"/>
           </w:p>
         </w:tc>
         <w:tc>
@@ -6585,7 +6587,7 @@
                 <w:lang w:val="pl-PL"/>
               </w:rPr>
             </w:pPr>
-            <w:bookmarkStart w:id="4" w:name="podpisPh"/>
+            <w:bookmarkStart w:id="3" w:name="podpisPh"/>
             <w:r>
               <w:rPr>
                 <w:rFonts w:ascii="Arial" w:hAnsi="Arial" w:cs="Arial"/>
@@ -6636,7 +6638,7 @@
                 </wp:inline>
               </w:drawing>
             </w:r>
-            <w:bookmarkEnd w:id="4"/>
+            <w:bookmarkEnd w:id="3"/>
           </w:p>
         </w:tc>
       </w:tr>
@@ -6878,7 +6880,6 @@
           <w:ilvl w:val="1"/>
           <w:numId w:val="37"/>
         </w:numPr>
-        <w:shd w:val="clear" w:color="auto" w:fill="FF0000"/>
         <w:tabs>
           <w:tab w:val="num" w:pos="2160"/>
         </w:tabs>
@@ -6889,26 +6890,25 @@
           <w:color w:val="000000"/>
           <w:sz w:val="14"/>
           <w:szCs w:val="12"/>
-          <w:lang w:val="pl-PL"/>
-        </w:rPr>
-      </w:pPr>
+        </w:rPr>
+      </w:pPr>
+      <w:proofErr w:type="spellStart"/>
       <w:r>
         <w:rPr>
           <w:rFonts w:ascii="Arial" w:hAnsi="Arial" w:cs="Arial"/>
           <w:color w:val="000000"/>
           <w:sz w:val="14"/>
           <w:szCs w:val="12"/>
-          <w:lang w:val="pl-PL"/>
         </w:rPr>
         <w:t>telePOMPKA</w:t>
       </w:r>
+      <w:proofErr w:type="spellEnd"/>
       <w:r>
         <w:rPr>
           <w:rFonts w:ascii="Arial" w:hAnsi="Arial" w:cs="Arial"/>
           <w:color w:val="000000"/>
           <w:sz w:val="14"/>
           <w:szCs w:val="12"/>
-          <w:lang w:val="pl-PL"/>
         </w:rPr>
         <w:t>:</w:t>
       </w:r>
@@ -6918,7 +6918,6 @@
           <w:color w:val="000000"/>
           <w:sz w:val="14"/>
           <w:szCs w:val="12"/>
-          <w:lang w:val="pl-PL"/>
         </w:rPr>
         <w:tab/>
       </w:r>
@@ -6928,7 +6927,6 @@
           <w:color w:val="000000"/>
           <w:sz w:val="14"/>
           <w:szCs w:val="12"/>
-          <w:lang w:val="pl-PL"/>
         </w:rPr>
         <w:tab/>
       </w:r>
@@ -6938,7 +6936,59 @@
           <w:sz w:val="20"/>
           <w:szCs w:val="20"/>
         </w:rPr>
-        <w:t xml:space="preserve">[  ] </w:t>
+        <w:t>[</w:t>
+      </w:r>
+      <w:r>
+        <w:rPr>
+          <w:rFonts w:ascii="Arial" w:hAnsi="Arial" w:cs="Arial"/>
+          <w:sz w:val="16"/>
+          <w:szCs w:val="16"/>
+          <w:lang w:val="pl-PL"/>
+        </w:rPr>
+        <w:fldChar w:fldCharType="begin"/>
+      </w:r>
+      <w:r>
+        <w:rPr>
+          <w:rFonts w:ascii="Arial" w:hAnsi="Arial" w:cs="Arial"/>
+          <w:sz w:val="16"/>
+          <w:szCs w:val="16"/>
+        </w:rPr>
+        <w:instrText xml:space="preserve"> MERGEFIELD  "#if ($d.telePOMPKA)X#else  #end"  \* MERGEFORMAT </w:instrText>
+      </w:r>
+      <w:r>
+        <w:rPr>
+          <w:rFonts w:ascii="Arial" w:hAnsi="Arial" w:cs="Arial"/>
+          <w:sz w:val="16"/>
+          <w:szCs w:val="16"/>
+          <w:lang w:val="pl-PL"/>
+        </w:rPr>
+        <w:fldChar w:fldCharType="separate"/>
+      </w:r>
+      <w:r>
+        <w:rPr>
+          <w:rFonts w:ascii="Arial" w:hAnsi="Arial" w:cs="Arial"/>
+          <w:noProof/>
+          <w:sz w:val="16"/>
+          <w:szCs w:val="16"/>
+        </w:rPr>
+        <w:t>«#if ($d.telePOMPKA)X#else  #end»</w:t>
+      </w:r>
+      <w:r>
+        <w:rPr>
+          <w:rFonts w:ascii="Arial" w:hAnsi="Arial" w:cs="Arial"/>
+          <w:sz w:val="16"/>
+          <w:szCs w:val="16"/>
+          <w:lang w:val="pl-PL"/>
+        </w:rPr>
+        <w:fldChar w:fldCharType="end"/>
+      </w:r>
+      <w:r>
+        <w:rPr>
+          <w:rFonts w:ascii="Arial" w:hAnsi="Arial" w:cs="Arial"/>
+          <w:sz w:val="20"/>
+          <w:szCs w:val="20"/>
+        </w:rPr>
+        <w:t xml:space="preserve">] </w:t>
       </w:r>
       <w:r>
         <w:rPr>
@@ -6946,9 +6996,8 @@
           <w:color w:val="000000"/>
           <w:sz w:val="14"/>
           <w:szCs w:val="12"/>
-          <w:lang w:val="pl-PL"/>
-        </w:rPr>
-        <w:t>TAK</w:t>
+        </w:rPr>
+        <w:t xml:space="preserve">TAK   </w:t>
       </w:r>
       <w:r>
         <w:rPr>
@@ -6956,17 +7005,6 @@
           <w:color w:val="000000"/>
           <w:sz w:val="14"/>
           <w:szCs w:val="12"/>
-          <w:lang w:val="pl-PL"/>
-        </w:rPr>
-        <w:t xml:space="preserve">   </w:t>
-      </w:r>
-      <w:r>
-        <w:rPr>
-          <w:rFonts w:ascii="Arial" w:hAnsi="Arial" w:cs="Arial"/>
-          <w:color w:val="000000"/>
-          <w:sz w:val="14"/>
-          <w:szCs w:val="12"/>
-          <w:lang w:val="pl-PL"/>
         </w:rPr>
         <w:t>*</w:t>
       </w:r>
@@ -6977,7 +7015,6 @@
           <w:ilvl w:val="1"/>
           <w:numId w:val="37"/>
         </w:numPr>
-        <w:shd w:val="clear" w:color="auto" w:fill="FF0000"/>
         <w:tabs>
           <w:tab w:val="num" w:pos="2160"/>
         </w:tabs>
@@ -7037,7 +7074,61 @@
           <w:sz w:val="20"/>
           <w:szCs w:val="20"/>
         </w:rPr>
-        <w:t xml:space="preserve">[  ] </w:t>
+        <w:t>[</w:t>
+      </w:r>
+      <w:r>
+        <w:rPr>
+          <w:rFonts w:ascii="Arial" w:hAnsi="Arial" w:cs="Arial"/>
+          <w:sz w:val="16"/>
+          <w:szCs w:val="16"/>
+          <w:lang w:val="pl-PL"/>
+        </w:rPr>
+        <w:fldChar w:fldCharType="begin"/>
+      </w:r>
+      <w:r>
+        <w:rPr>
+          <w:rFonts w:ascii="Arial" w:hAnsi="Arial" w:cs="Arial"/>
+          <w:sz w:val="16"/>
+          <w:szCs w:val="16"/>
+          <w:lang w:val="pl-PL"/>
+        </w:rPr>
+        <w:instrText xml:space="preserve"> MERGEFIELD  "#if ($d.teleKODZIK)X#else  #end"  \* MERGEFORMAT </w:instrText>
+      </w:r>
+      <w:r>
+        <w:rPr>
+          <w:rFonts w:ascii="Arial" w:hAnsi="Arial" w:cs="Arial"/>
+          <w:sz w:val="16"/>
+          <w:szCs w:val="16"/>
+          <w:lang w:val="pl-PL"/>
+        </w:rPr>
+        <w:fldChar w:fldCharType="separate"/>
+      </w:r>
+      <w:r>
+        <w:rPr>
+          <w:rFonts w:ascii="Arial" w:hAnsi="Arial" w:cs="Arial"/>
+          <w:noProof/>
+          <w:sz w:val="16"/>
+          <w:szCs w:val="16"/>
+          <w:lang w:val="pl-PL"/>
+        </w:rPr>
+        <w:t>«#if ($d.teleKODZIK)X#else  #end»</w:t>
+      </w:r>
+      <w:r>
+        <w:rPr>
+          <w:rFonts w:ascii="Arial" w:hAnsi="Arial" w:cs="Arial"/>
+          <w:sz w:val="16"/>
+          <w:szCs w:val="16"/>
+          <w:lang w:val="pl-PL"/>
+        </w:rPr>
+        <w:fldChar w:fldCharType="end"/>
+      </w:r>
+      <w:r>
+        <w:rPr>
+          <w:rFonts w:ascii="Arial" w:hAnsi="Arial" w:cs="Arial"/>
+          <w:sz w:val="20"/>
+          <w:szCs w:val="20"/>
+        </w:rPr>
+        <w:t xml:space="preserve">] </w:t>
       </w:r>
       <w:r>
         <w:rPr>
@@ -7130,7 +7221,6 @@
           <w:lang w:val="pl-PL"/>
         </w:rPr>
       </w:pPr>
-      <w:commentRangeStart w:id="5"/>
       <w:r>
         <w:rPr>
           <w:rFonts w:ascii="Arial" w:hAnsi="Arial" w:cs="Arial"/>
@@ -7244,7 +7334,6 @@
     </w:p>
     <w:p>
       <w:pPr>
-        <w:shd w:val="clear" w:color="auto" w:fill="FF0000"/>
         <w:spacing w:line="360" w:lineRule="auto"/>
         <w:ind w:left="360"/>
         <w:jc w:val="both"/>
@@ -7259,11 +7348,57 @@
       <w:r>
         <w:rPr>
           <w:rFonts w:ascii="Arial" w:hAnsi="Arial" w:cs="Arial"/>
+          <w:sz w:val="16"/>
+          <w:szCs w:val="16"/>
+          <w:lang w:val="pl-PL"/>
+        </w:rPr>
+        <w:fldChar w:fldCharType="begin"/>
+      </w:r>
+      <w:r>
+        <w:rPr>
+          <w:rFonts w:ascii="Arial" w:hAnsi="Arial" w:cs="Arial"/>
+          <w:sz w:val="16"/>
+          <w:szCs w:val="16"/>
+          <w:lang w:val="pl-PL"/>
+        </w:rPr>
+        <w:instrText xml:space="preserve"> MERGEFIELD  $d.deklarowanaSprzedazDoladowan  \* MERGEFORMAT </w:instrText>
+      </w:r>
+      <w:r>
+        <w:rPr>
+          <w:rFonts w:ascii="Arial" w:hAnsi="Arial" w:cs="Arial"/>
+          <w:sz w:val="16"/>
+          <w:szCs w:val="16"/>
+          <w:lang w:val="pl-PL"/>
+        </w:rPr>
+        <w:fldChar w:fldCharType="separate"/>
+      </w:r>
+      <w:r>
+        <w:rPr>
+          <w:rFonts w:ascii="Arial" w:hAnsi="Arial" w:cs="Arial"/>
+          <w:noProof/>
+          <w:sz w:val="16"/>
+          <w:szCs w:val="16"/>
+          <w:lang w:val="pl-PL"/>
+        </w:rPr>
+        <w:t>«$d.deklarowanaSprzedazDoladowan»</w:t>
+      </w:r>
+      <w:r>
+        <w:rPr>
+          <w:rFonts w:ascii="Arial" w:hAnsi="Arial" w:cs="Arial"/>
+          <w:sz w:val="16"/>
+          <w:szCs w:val="16"/>
+          <w:lang w:val="pl-PL"/>
+        </w:rPr>
+        <w:fldChar w:fldCharType="end"/>
+      </w:r>
+      <w:r>
+        <w:rPr>
+          <w:rFonts w:ascii="Arial" w:hAnsi="Arial" w:cs="Arial"/>
           <w:sz w:val="20"/>
           <w:szCs w:val="20"/>
           <w:lang w:val="pl-PL"/>
         </w:rPr>
-        <w:t xml:space="preserve">[  ] [  ] [  ] [  ] [  ] [  ] </w:t>
+        <w:t xml:space="preserve"> </w:t>
       </w:r>
       <w:r>
         <w:rPr>
@@ -7293,14 +7428,58 @@
           <w:szCs w:val="12"/>
           <w:lang w:val="pl-PL"/>
         </w:rPr>
-        <w:t>słownie …………………………………………………..........................</w:t>
-      </w:r>
-      <w:commentRangeEnd w:id="5"/>
-      <w:r>
-        <w:rPr>
-          <w:rStyle w:val="CommentReference"/>
-        </w:rPr>
-        <w:commentReference w:id="5"/>
+        <w:t xml:space="preserve">słownie </w:t>
+      </w:r>
+      <w:r>
+        <w:rPr>
+          <w:rFonts w:ascii="Arial" w:hAnsi="Arial" w:cs="Arial"/>
+          <w:color w:val="000000"/>
+          <w:sz w:val="16"/>
+          <w:szCs w:val="16"/>
+          <w:lang w:val="pl-PL"/>
+        </w:rPr>
+        <w:fldChar w:fldCharType="begin"/>
+      </w:r>
+      <w:r>
+        <w:rPr>
+          <w:rFonts w:ascii="Arial" w:hAnsi="Arial" w:cs="Arial"/>
+          <w:color w:val="000000"/>
+          <w:sz w:val="16"/>
+          <w:szCs w:val="16"/>
+          <w:lang w:val="pl-PL"/>
+        </w:rPr>
+        <w:instrText xml:space="preserve"> MERGEFIELD  $d.deklarowanaSprzedazDoladowanSlownie  \* MERGEFORMAT </w:instrText>
+      </w:r>
+      <w:r>
+        <w:rPr>
+          <w:rFonts w:ascii="Arial" w:hAnsi="Arial" w:cs="Arial"/>
+          <w:color w:val="000000"/>
+          <w:sz w:val="16"/>
+          <w:szCs w:val="16"/>
+          <w:lang w:val="pl-PL"/>
+        </w:rPr>
+        <w:fldChar w:fldCharType="separate"/>
+      </w:r>
+      <w:r>
+        <w:rPr>
+          <w:rFonts w:ascii="Arial" w:hAnsi="Arial" w:cs="Arial"/>
+          <w:noProof/>
+          <w:color w:val="000000"/>
+          <w:sz w:val="16"/>
+          <w:szCs w:val="16"/>
+          <w:lang w:val="pl-PL"/>
+        </w:rPr>
+        <w:t>«$d.deklarowanaSprzedazDoladowanSlownie»</w:t>
+      </w:r>
+      <w:r>
+        <w:rPr>
+          <w:rFonts w:ascii="Arial" w:hAnsi="Arial" w:cs="Arial"/>
+          <w:color w:val="000000"/>
+          <w:sz w:val="16"/>
+          <w:szCs w:val="16"/>
+          <w:lang w:val="pl-PL"/>
+        </w:rPr>
+        <w:fldChar w:fldCharType="end"/>
       </w:r>
     </w:p>
     <w:p>
@@ -7896,12 +8075,12 @@
         <w:tc>
           <w:tcPr>
             <w:tcW w:w="1701" w:type="dxa"/>
-            <w:shd w:val="clear" w:color="auto" w:fill="FF0000"/>
+            <w:shd w:val="clear" w:color="auto" w:fill="auto"/>
           </w:tcPr>
           <w:p>
             <w:pPr>
               <w:spacing w:line="360" w:lineRule="auto"/>
-              <w:jc w:val="both"/>
+              <w:jc w:val="center"/>
               <w:rPr>
                 <w:rFonts w:ascii="Arial" w:hAnsi="Arial" w:cs="Arial"/>
                 <w:color w:val="000000"/>
@@ -7909,17 +8088,82 @@
                 <w:szCs w:val="16"/>
               </w:rPr>
             </w:pPr>
+            <w:r>
+              <w:rPr>
+                <w:rFonts w:ascii="Arial" w:hAnsi="Arial" w:cs="Arial"/>
+                <w:color w:val="000000"/>
+                <w:sz w:val="16"/>
+                <w:szCs w:val="16"/>
+              </w:rPr>
+              <w:fldChar w:fldCharType="begin"/>
+            </w:r>
+            <w:r>
+              <w:rPr>
+                <w:rFonts w:ascii="Arial" w:hAnsi="Arial" w:cs="Arial"/>
+                <w:color w:val="000000"/>
+                <w:sz w:val="16"/>
+                <w:szCs w:val="16"/>
+              </w:rPr>
+              <w:instrText xml:space="preserve"> MERGEFIELD  $d.pp_orange_tk  \* MERGEFORMAT </w:instrText>
+            </w:r>
+            <w:r>
+              <w:rPr>
+                <w:rFonts w:ascii="Arial" w:hAnsi="Arial" w:cs="Arial"/>
+                <w:color w:val="000000"/>
+                <w:sz w:val="16"/>
+                <w:szCs w:val="16"/>
+              </w:rPr>
+              <w:fldChar w:fldCharType="separate"/>
+            </w:r>
+            <w:r>
+              <w:rPr>
+                <w:rFonts w:ascii="Arial" w:hAnsi="Arial" w:cs="Arial"/>
+                <w:color w:val="000000"/>
+                <w:sz w:val="16"/>
+                <w:szCs w:val="16"/>
+              </w:rPr>
+              <w:t>«$</w:t>
+            </w:r>
+            <w:proofErr w:type="spellStart"/>
+            <w:r>
+              <w:rPr>
+                <w:rFonts w:ascii="Arial" w:hAnsi="Arial" w:cs="Arial"/>
+                <w:color w:val="000000"/>
+                <w:sz w:val="16"/>
+                <w:szCs w:val="16"/>
+              </w:rPr>
+              <w:t>d.pp_orange_tk</w:t>
+            </w:r>
+            <w:proofErr w:type="spellEnd"/>
+            <w:r>
+              <w:rPr>
+                <w:rFonts w:ascii="Arial" w:hAnsi="Arial" w:cs="Arial"/>
+                <w:color w:val="000000"/>
+                <w:sz w:val="16"/>
+                <w:szCs w:val="16"/>
+              </w:rPr>
+              <w:t>»</w:t>
+            </w:r>
+            <w:r>
+              <w:rPr>
+                <w:rFonts w:ascii="Arial" w:hAnsi="Arial" w:cs="Arial"/>
+                <w:color w:val="000000"/>
+                <w:sz w:val="16"/>
+                <w:szCs w:val="16"/>
+              </w:rPr>
+              <w:fldChar w:fldCharType="end"/>
+            </w:r>
           </w:p>
         </w:tc>
         <w:tc>
           <w:tcPr>
             <w:tcW w:w="1843" w:type="dxa"/>
-            <w:shd w:val="clear" w:color="auto" w:fill="FF0000"/>
+            <w:shd w:val="clear" w:color="auto" w:fill="auto"/>
           </w:tcPr>
           <w:p>
             <w:pPr>
               <w:spacing w:line="360" w:lineRule="auto"/>
-              <w:jc w:val="both"/>
+              <w:jc w:val="center"/>
               <w:rPr>
                 <w:rFonts w:ascii="Arial" w:hAnsi="Arial" w:cs="Arial"/>
                 <w:color w:val="000000"/>
@@ -7927,6 +8171,71 @@
                 <w:szCs w:val="16"/>
               </w:rPr>
             </w:pPr>
+            <w:r>
+              <w:rPr>
+                <w:rFonts w:ascii="Arial" w:hAnsi="Arial" w:cs="Arial"/>
+                <w:color w:val="000000"/>
+                <w:sz w:val="16"/>
+                <w:szCs w:val="16"/>
+              </w:rPr>
+              <w:fldChar w:fldCharType="begin"/>
+            </w:r>
+            <w:r>
+              <w:rPr>
+                <w:rFonts w:ascii="Arial" w:hAnsi="Arial" w:cs="Arial"/>
+                <w:color w:val="000000"/>
+                <w:sz w:val="16"/>
+                <w:szCs w:val="16"/>
+              </w:rPr>
+              <w:instrText xml:space="preserve"> MERGEFIELD  $d.pp_orange_tp  \* MERGEFORMAT </w:instrText>
+            </w:r>
+            <w:r>
+              <w:rPr>
+                <w:rFonts w:ascii="Arial" w:hAnsi="Arial" w:cs="Arial"/>
+                <w:color w:val="000000"/>
+                <w:sz w:val="16"/>
+                <w:szCs w:val="16"/>
+              </w:rPr>
+              <w:fldChar w:fldCharType="separate"/>
+            </w:r>
+            <w:r>
+              <w:rPr>
+                <w:rFonts w:ascii="Arial" w:hAnsi="Arial" w:cs="Arial"/>
+                <w:color w:val="000000"/>
+                <w:sz w:val="16"/>
+                <w:szCs w:val="16"/>
+              </w:rPr>
+              <w:t>«$</w:t>
+            </w:r>
+            <w:proofErr w:type="spellStart"/>
+            <w:r>
+              <w:rPr>
+                <w:rFonts w:ascii="Arial" w:hAnsi="Arial" w:cs="Arial"/>
+                <w:color w:val="000000"/>
+                <w:sz w:val="16"/>
+                <w:szCs w:val="16"/>
+              </w:rPr>
+              <w:t>d.pp_orange_tp</w:t>
+            </w:r>
+            <w:proofErr w:type="spellEnd"/>
+            <w:r>
+              <w:rPr>
+                <w:rFonts w:ascii="Arial" w:hAnsi="Arial" w:cs="Arial"/>
+                <w:color w:val="000000"/>
+                <w:sz w:val="16"/>
+                <w:szCs w:val="16"/>
+              </w:rPr>
+              <w:t>»</w:t>
+            </w:r>
+            <w:r>
+              <w:rPr>
+                <w:rFonts w:ascii="Arial" w:hAnsi="Arial" w:cs="Arial"/>
+                <w:color w:val="000000"/>
+                <w:sz w:val="16"/>
+                <w:szCs w:val="16"/>
+              </w:rPr>
+              <w:fldChar w:fldCharType="end"/>
+            </w:r>
           </w:p>
         </w:tc>
         <w:tc>
@@ -7987,6 +8296,8 @@
               </w:rPr>
               <w:t>Polska Telefonia Komórkowa Centertel Sp. z o.o.</w:t>
             </w:r>
+            <w:bookmarkStart w:id="4" w:name="_GoBack"/>
+            <w:bookmarkEnd w:id="4"/>
           </w:p>
         </w:tc>
       </w:tr>
@@ -8021,12 +8332,12 @@
         <w:tc>
           <w:tcPr>
             <w:tcW w:w="1701" w:type="dxa"/>
-            <w:shd w:val="clear" w:color="auto" w:fill="FF0000"/>
+            <w:shd w:val="clear" w:color="auto" w:fill="auto"/>
           </w:tcPr>
           <w:p>
             <w:pPr>
               <w:spacing w:line="360" w:lineRule="auto"/>
-              <w:jc w:val="both"/>
+              <w:jc w:val="center"/>
               <w:rPr>
                 <w:rFonts w:ascii="Arial" w:hAnsi="Arial" w:cs="Arial"/>
                 <w:color w:val="000000"/>
@@ -8034,17 +8345,63 @@
                 <w:szCs w:val="16"/>
               </w:rPr>
             </w:pPr>
+            <w:r>
+              <w:rPr>
+                <w:rFonts w:ascii="Arial" w:hAnsi="Arial" w:cs="Arial"/>
+                <w:color w:val="000000"/>
+                <w:sz w:val="16"/>
+                <w:szCs w:val="16"/>
+              </w:rPr>
+              <w:fldChar w:fldCharType="begin"/>
+            </w:r>
+            <w:r>
+              <w:rPr>
+                <w:rFonts w:ascii="Arial" w:hAnsi="Arial" w:cs="Arial"/>
+                <w:color w:val="000000"/>
+                <w:sz w:val="16"/>
+                <w:szCs w:val="16"/>
+              </w:rPr>
+              <w:instrText xml:space="preserve"> MERGEFIELD  $d.pp_plus_tk  \* MERGEFORMAT </w:instrText>
+            </w:r>
+            <w:r>
+              <w:rPr>
+                <w:rFonts w:ascii="Arial" w:hAnsi="Arial" w:cs="Arial"/>
+                <w:color w:val="000000"/>
+                <w:sz w:val="16"/>
+                <w:szCs w:val="16"/>
+              </w:rPr>
+              <w:fldChar w:fldCharType="separate"/>
+            </w:r>
+            <w:r>
+              <w:rPr>
+                <w:rFonts w:ascii="Arial" w:hAnsi="Arial" w:cs="Arial"/>
+                <w:noProof/>
+                <w:color w:val="000000"/>
+                <w:sz w:val="16"/>
+                <w:szCs w:val="16"/>
+              </w:rPr>
+              <w:t>«$d.pp_plus_tk»</w:t>
+            </w:r>
+            <w:r>
+              <w:rPr>
+                <w:rFonts w:ascii="Arial" w:hAnsi="Arial" w:cs="Arial"/>
+                <w:color w:val="000000"/>
+                <w:sz w:val="16"/>
+                <w:szCs w:val="16"/>
+              </w:rPr>
+              <w:fldChar w:fldCharType="end"/>
+            </w:r>
           </w:p>
         </w:tc>
         <w:tc>
           <w:tcPr>
             <w:tcW w:w="1843" w:type="dxa"/>
-            <w:shd w:val="clear" w:color="auto" w:fill="FF0000"/>
+            <w:shd w:val="clear" w:color="auto" w:fill="auto"/>
           </w:tcPr>
           <w:p>
             <w:pPr>
               <w:spacing w:line="360" w:lineRule="auto"/>
-              <w:jc w:val="both"/>
+              <w:jc w:val="center"/>
               <w:rPr>
                 <w:rFonts w:ascii="Arial" w:hAnsi="Arial" w:cs="Arial"/>
                 <w:color w:val="000000"/>
@@ -8052,6 +8409,83 @@
                 <w:szCs w:val="16"/>
               </w:rPr>
             </w:pPr>
+            <w:r>
+              <w:rPr>
+                <w:rFonts w:ascii="Arial" w:hAnsi="Arial" w:cs="Arial"/>
+                <w:color w:val="000000"/>
+                <w:sz w:val="16"/>
+                <w:szCs w:val="16"/>
+              </w:rPr>
+              <w:fldChar w:fldCharType="begin"/>
+            </w:r>
+            <w:r>
+              <w:rPr>
+                <w:rFonts w:ascii="Arial" w:hAnsi="Arial" w:cs="Arial"/>
+                <w:color w:val="000000"/>
+                <w:sz w:val="16"/>
+                <w:szCs w:val="16"/>
+              </w:rPr>
+              <w:instrText xml:space="preserve"> MERGEFIELD  $d.pp_plus_tp  \* MERGEFORMAT </w:instrText>
+            </w:r>
+            <w:r>
+              <w:rPr>
+                <w:rFonts w:ascii="Arial" w:hAnsi="Arial" w:cs="Arial"/>
+                <w:color w:val="000000"/>
+                <w:sz w:val="16"/>
+                <w:szCs w:val="16"/>
+              </w:rPr>
+              <w:fldChar w:fldCharType="separate"/>
+            </w:r>
+            <w:r>
+              <w:rPr>
+                <w:rFonts w:ascii="Arial" w:hAnsi="Arial" w:cs="Arial"/>
+                <w:noProof/>
+                <w:color w:val="000000"/>
+                <w:sz w:val="16"/>
+                <w:szCs w:val="16"/>
+              </w:rPr>
+              <w:t>«$d.</w:t>
+            </w:r>
+            <w:proofErr w:type="spellStart"/>
+            <w:r>
+              <w:rPr>
+                <w:rFonts w:ascii="Arial" w:hAnsi="Arial" w:cs="Arial"/>
+                <w:color w:val="000000"/>
+                <w:sz w:val="16"/>
+                <w:szCs w:val="16"/>
+              </w:rPr>
+              <w:t>pp</w:t>
+            </w:r>
+            <w:r>
+              <w:rPr>
+                <w:rFonts w:ascii="Arial" w:hAnsi="Arial" w:cs="Arial"/>
+                <w:noProof/>
+                <w:color w:val="000000"/>
+                <w:sz w:val="16"/>
+                <w:szCs w:val="16"/>
+              </w:rPr>
+              <w:t>_plus_tp</w:t>
+            </w:r>
+            <w:proofErr w:type="spellEnd"/>
+            <w:r>
+              <w:rPr>
+                <w:rFonts w:ascii="Arial" w:hAnsi="Arial" w:cs="Arial"/>
+                <w:noProof/>
+                <w:color w:val="000000"/>
+                <w:sz w:val="16"/>
+                <w:szCs w:val="16"/>
+              </w:rPr>
+              <w:t>»</w:t>
+            </w:r>
+            <w:r>
+              <w:rPr>
+                <w:rFonts w:ascii="Arial" w:hAnsi="Arial" w:cs="Arial"/>
+                <w:color w:val="000000"/>
+                <w:sz w:val="16"/>
+                <w:szCs w:val="16"/>
+              </w:rPr>
+              <w:fldChar w:fldCharType="end"/>
+            </w:r>
           </w:p>
         </w:tc>
         <w:tc>
@@ -8142,12 +8576,12 @@
         <w:tc>
           <w:tcPr>
             <w:tcW w:w="1701" w:type="dxa"/>
-            <w:shd w:val="clear" w:color="auto" w:fill="FF0000"/>
+            <w:shd w:val="clear" w:color="auto" w:fill="auto"/>
           </w:tcPr>
           <w:p>
             <w:pPr>
               <w:spacing w:line="360" w:lineRule="auto"/>
-              <w:jc w:val="both"/>
+              <w:jc w:val="center"/>
               <w:rPr>
                 <w:rFonts w:ascii="Arial" w:hAnsi="Arial" w:cs="Arial"/>
                 <w:color w:val="000000"/>
@@ -8155,17 +8589,63 @@
                 <w:szCs w:val="16"/>
               </w:rPr>
             </w:pPr>
+            <w:r>
+              <w:rPr>
+                <w:rFonts w:ascii="Arial" w:hAnsi="Arial" w:cs="Arial"/>
+                <w:color w:val="000000"/>
+                <w:sz w:val="16"/>
+                <w:szCs w:val="16"/>
+              </w:rPr>
+              <w:fldChar w:fldCharType="begin"/>
+            </w:r>
+            <w:r>
+              <w:rPr>
+                <w:rFonts w:ascii="Arial" w:hAnsi="Arial" w:cs="Arial"/>
+                <w:color w:val="000000"/>
+                <w:sz w:val="16"/>
+                <w:szCs w:val="16"/>
+              </w:rPr>
+              <w:instrText xml:space="preserve"> MERGEFIELD  $d.pp_tmobile_tk  \* MERGEFORMAT </w:instrText>
+            </w:r>
+            <w:r>
+              <w:rPr>
+                <w:rFonts w:ascii="Arial" w:hAnsi="Arial" w:cs="Arial"/>
+                <w:color w:val="000000"/>
+                <w:sz w:val="16"/>
+                <w:szCs w:val="16"/>
+              </w:rPr>
+              <w:fldChar w:fldCharType="separate"/>
+            </w:r>
+            <w:r>
+              <w:rPr>
+                <w:rFonts w:ascii="Arial" w:hAnsi="Arial" w:cs="Arial"/>
+                <w:noProof/>
+                <w:color w:val="000000"/>
+                <w:sz w:val="16"/>
+                <w:szCs w:val="16"/>
+              </w:rPr>
+              <w:t>«$d.pp_tmobile_tk»</w:t>
+            </w:r>
+            <w:r>
+              <w:rPr>
+                <w:rFonts w:ascii="Arial" w:hAnsi="Arial" w:cs="Arial"/>
+                <w:color w:val="000000"/>
+                <w:sz w:val="16"/>
+                <w:szCs w:val="16"/>
+              </w:rPr>
+              <w:fldChar w:fldCharType="end"/>
+            </w:r>
           </w:p>
         </w:tc>
         <w:tc>
           <w:tcPr>
             <w:tcW w:w="1843" w:type="dxa"/>
-            <w:shd w:val="clear" w:color="auto" w:fill="FF0000"/>
+            <w:shd w:val="clear" w:color="auto" w:fill="auto"/>
           </w:tcPr>
           <w:p>
             <w:pPr>
               <w:spacing w:line="360" w:lineRule="auto"/>
-              <w:jc w:val="both"/>
+              <w:jc w:val="center"/>
               <w:rPr>
                 <w:rFonts w:ascii="Arial" w:hAnsi="Arial" w:cs="Arial"/>
                 <w:color w:val="000000"/>
@@ -8173,6 +8653,52 @@
                 <w:szCs w:val="16"/>
               </w:rPr>
             </w:pPr>
+            <w:r>
+              <w:rPr>
+                <w:rFonts w:ascii="Arial" w:hAnsi="Arial" w:cs="Arial"/>
+                <w:color w:val="000000"/>
+                <w:sz w:val="16"/>
+                <w:szCs w:val="16"/>
+              </w:rPr>
+              <w:fldChar w:fldCharType="begin"/>
+            </w:r>
+            <w:r>
+              <w:rPr>
+                <w:rFonts w:ascii="Arial" w:hAnsi="Arial" w:cs="Arial"/>
+                <w:color w:val="000000"/>
+                <w:sz w:val="16"/>
+                <w:szCs w:val="16"/>
+              </w:rPr>
+              <w:instrText xml:space="preserve"> MERGEFIELD  $d.pp_tmobile_tp  \* MERGEFORMAT </w:instrText>
+            </w:r>
+            <w:r>
+              <w:rPr>
+                <w:rFonts w:ascii="Arial" w:hAnsi="Arial" w:cs="Arial"/>
+                <w:color w:val="000000"/>
+                <w:sz w:val="16"/>
+                <w:szCs w:val="16"/>
+              </w:rPr>
+              <w:fldChar w:fldCharType="separate"/>
+            </w:r>
+            <w:r>
+              <w:rPr>
+                <w:rFonts w:ascii="Arial" w:hAnsi="Arial" w:cs="Arial"/>
+                <w:noProof/>
+                <w:color w:val="000000"/>
+                <w:sz w:val="16"/>
+                <w:szCs w:val="16"/>
+              </w:rPr>
+              <w:t>«$d.pp_tmobile_tp»</w:t>
+            </w:r>
+            <w:r>
+              <w:rPr>
+                <w:rFonts w:ascii="Arial" w:hAnsi="Arial" w:cs="Arial"/>
+                <w:color w:val="000000"/>
+                <w:sz w:val="16"/>
+                <w:szCs w:val="16"/>
+              </w:rPr>
+              <w:fldChar w:fldCharType="end"/>
+            </w:r>
           </w:p>
         </w:tc>
         <w:tc>
@@ -8290,12 +8816,12 @@
         <w:tc>
           <w:tcPr>
             <w:tcW w:w="1701" w:type="dxa"/>
-            <w:shd w:val="clear" w:color="auto" w:fill="FF0000"/>
+            <w:shd w:val="clear" w:color="auto" w:fill="auto"/>
           </w:tcPr>
           <w:p>
             <w:pPr>
               <w:spacing w:line="360" w:lineRule="auto"/>
-              <w:jc w:val="both"/>
+              <w:jc w:val="center"/>
               <w:rPr>
                 <w:rFonts w:ascii="Arial" w:hAnsi="Arial" w:cs="Arial"/>
                 <w:color w:val="000000"/>
@@ -8303,17 +8829,94 @@
                 <w:szCs w:val="16"/>
               </w:rPr>
             </w:pPr>
+            <w:r>
+              <w:rPr>
+                <w:rFonts w:ascii="Arial" w:hAnsi="Arial" w:cs="Arial"/>
+                <w:color w:val="000000"/>
+                <w:sz w:val="16"/>
+                <w:szCs w:val="16"/>
+              </w:rPr>
+              <w:fldChar w:fldCharType="begin"/>
+            </w:r>
+            <w:r>
+              <w:rPr>
+                <w:rFonts w:ascii="Arial" w:hAnsi="Arial" w:cs="Arial"/>
+                <w:color w:val="000000"/>
+                <w:sz w:val="16"/>
+                <w:szCs w:val="16"/>
+              </w:rPr>
+              <w:instrText xml:space="preserve"> MERGEFIELD  $d.pp_heyah_tk  \* MERGEFORMAT </w:instrText>
+            </w:r>
+            <w:r>
+              <w:rPr>
+                <w:rFonts w:ascii="Arial" w:hAnsi="Arial" w:cs="Arial"/>
+                <w:color w:val="000000"/>
+                <w:sz w:val="16"/>
+                <w:szCs w:val="16"/>
+              </w:rPr>
+              <w:fldChar w:fldCharType="separate"/>
+            </w:r>
+            <w:r>
+              <w:rPr>
+                <w:rFonts w:ascii="Arial" w:hAnsi="Arial" w:cs="Arial"/>
+                <w:noProof/>
+                <w:color w:val="000000"/>
+                <w:sz w:val="16"/>
+                <w:szCs w:val="16"/>
+              </w:rPr>
+              <w:t>«$d.</w:t>
+            </w:r>
+            <w:proofErr w:type="spellStart"/>
+            <w:r>
+              <w:rPr>
+                <w:rFonts w:ascii="Arial" w:hAnsi="Arial" w:cs="Arial"/>
+                <w:color w:val="000000"/>
+                <w:sz w:val="16"/>
+                <w:szCs w:val="16"/>
+              </w:rPr>
+              <w:t>pp</w:t>
+            </w:r>
+            <w:r>
+              <w:rPr>
+                <w:rFonts w:ascii="Arial" w:hAnsi="Arial" w:cs="Arial"/>
+                <w:noProof/>
+                <w:color w:val="000000"/>
+                <w:sz w:val="16"/>
+                <w:szCs w:val="16"/>
+              </w:rPr>
+              <w:t>_heyah_tk</w:t>
+            </w:r>
+            <w:proofErr w:type="spellEnd"/>
+            <w:r>
+              <w:rPr>
+                <w:rFonts w:ascii="Arial" w:hAnsi="Arial" w:cs="Arial"/>
+                <w:noProof/>
+                <w:color w:val="000000"/>
+                <w:sz w:val="16"/>
+                <w:szCs w:val="16"/>
+              </w:rPr>
+              <w:t>»</w:t>
+            </w:r>
+            <w:r>
+              <w:rPr>
+                <w:rFonts w:ascii="Arial" w:hAnsi="Arial" w:cs="Arial"/>
+                <w:color w:val="000000"/>
+                <w:sz w:val="16"/>
+                <w:szCs w:val="16"/>
+              </w:rPr>
+              <w:fldChar w:fldCharType="end"/>
+            </w:r>
           </w:p>
         </w:tc>
         <w:tc>
           <w:tcPr>
             <w:tcW w:w="1843" w:type="dxa"/>
-            <w:shd w:val="clear" w:color="auto" w:fill="FF0000"/>
+            <w:shd w:val="clear" w:color="auto" w:fill="auto"/>
           </w:tcPr>
           <w:p>
             <w:pPr>
               <w:spacing w:line="360" w:lineRule="auto"/>
-              <w:jc w:val="both"/>
+              <w:jc w:val="center"/>
               <w:rPr>
                 <w:rFonts w:ascii="Arial" w:hAnsi="Arial" w:cs="Arial"/>
                 <w:color w:val="000000"/>
@@ -8321,6 +8924,52 @@
                 <w:szCs w:val="16"/>
               </w:rPr>
             </w:pPr>
+            <w:r>
+              <w:rPr>
+                <w:rFonts w:ascii="Arial" w:hAnsi="Arial" w:cs="Arial"/>
+                <w:color w:val="000000"/>
+                <w:sz w:val="16"/>
+                <w:szCs w:val="16"/>
+              </w:rPr>
+              <w:fldChar w:fldCharType="begin"/>
+            </w:r>
+            <w:r>
+              <w:rPr>
+                <w:rFonts w:ascii="Arial" w:hAnsi="Arial" w:cs="Arial"/>
+                <w:color w:val="000000"/>
+                <w:sz w:val="16"/>
+                <w:szCs w:val="16"/>
+              </w:rPr>
+              <w:instrText xml:space="preserve"> MERGEFIELD  $d.pp_heyah_tp  \* MERGEFORMAT </w:instrText>
+            </w:r>
+            <w:r>
+              <w:rPr>
+                <w:rFonts w:ascii="Arial" w:hAnsi="Arial" w:cs="Arial"/>
+                <w:color w:val="000000"/>
+                <w:sz w:val="16"/>
+                <w:szCs w:val="16"/>
+              </w:rPr>
+              <w:fldChar w:fldCharType="separate"/>
+            </w:r>
+            <w:r>
+              <w:rPr>
+                <w:rFonts w:ascii="Arial" w:hAnsi="Arial" w:cs="Arial"/>
+                <w:noProof/>
+                <w:color w:val="000000"/>
+                <w:sz w:val="16"/>
+                <w:szCs w:val="16"/>
+              </w:rPr>
+              <w:t>«$d.pp_heyah_tp»</w:t>
+            </w:r>
+            <w:r>
+              <w:rPr>
+                <w:rFonts w:ascii="Arial" w:hAnsi="Arial" w:cs="Arial"/>
+                <w:color w:val="000000"/>
+                <w:sz w:val="16"/>
+                <w:szCs w:val="16"/>
+              </w:rPr>
+              <w:fldChar w:fldCharType="end"/>
+            </w:r>
           </w:p>
         </w:tc>
         <w:tc>
@@ -8414,12 +9063,12 @@
         <w:tc>
           <w:tcPr>
             <w:tcW w:w="1701" w:type="dxa"/>
-            <w:shd w:val="clear" w:color="auto" w:fill="FF0000"/>
+            <w:shd w:val="clear" w:color="auto" w:fill="auto"/>
           </w:tcPr>
           <w:p>
             <w:pPr>
               <w:spacing w:line="360" w:lineRule="auto"/>
-              <w:jc w:val="both"/>
+              <w:jc w:val="center"/>
               <w:rPr>
                 <w:rFonts w:ascii="Arial" w:hAnsi="Arial" w:cs="Arial"/>
                 <w:color w:val="000000"/>
@@ -8427,17 +9076,94 @@
                 <w:szCs w:val="16"/>
               </w:rPr>
             </w:pPr>
+            <w:r>
+              <w:rPr>
+                <w:rFonts w:ascii="Arial" w:hAnsi="Arial" w:cs="Arial"/>
+                <w:color w:val="000000"/>
+                <w:sz w:val="16"/>
+                <w:szCs w:val="16"/>
+              </w:rPr>
+              <w:fldChar w:fldCharType="begin"/>
+            </w:r>
+            <w:r>
+              <w:rPr>
+                <w:rFonts w:ascii="Arial" w:hAnsi="Arial" w:cs="Arial"/>
+                <w:color w:val="000000"/>
+                <w:sz w:val="16"/>
+                <w:szCs w:val="16"/>
+              </w:rPr>
+              <w:instrText xml:space="preserve"> MERGEFIELD  $d.pp_play_tk  \* MERGEFORMAT </w:instrText>
+            </w:r>
+            <w:r>
+              <w:rPr>
+                <w:rFonts w:ascii="Arial" w:hAnsi="Arial" w:cs="Arial"/>
+                <w:color w:val="000000"/>
+                <w:sz w:val="16"/>
+                <w:szCs w:val="16"/>
+              </w:rPr>
+              <w:fldChar w:fldCharType="separate"/>
+            </w:r>
+            <w:r>
+              <w:rPr>
+                <w:rFonts w:ascii="Arial" w:hAnsi="Arial" w:cs="Arial"/>
+                <w:noProof/>
+                <w:color w:val="000000"/>
+                <w:sz w:val="16"/>
+                <w:szCs w:val="16"/>
+              </w:rPr>
+              <w:t>«$d.pp_</w:t>
+            </w:r>
+            <w:proofErr w:type="spellStart"/>
+            <w:r>
+              <w:rPr>
+                <w:rFonts w:ascii="Arial" w:hAnsi="Arial" w:cs="Arial"/>
+                <w:color w:val="000000"/>
+                <w:sz w:val="16"/>
+                <w:szCs w:val="16"/>
+              </w:rPr>
+              <w:t>play</w:t>
+            </w:r>
+            <w:r>
+              <w:rPr>
+                <w:rFonts w:ascii="Arial" w:hAnsi="Arial" w:cs="Arial"/>
+                <w:noProof/>
+                <w:color w:val="000000"/>
+                <w:sz w:val="16"/>
+                <w:szCs w:val="16"/>
+              </w:rPr>
+              <w:t>_tk</w:t>
+            </w:r>
+            <w:proofErr w:type="spellEnd"/>
+            <w:r>
+              <w:rPr>
+                <w:rFonts w:ascii="Arial" w:hAnsi="Arial" w:cs="Arial"/>
+                <w:noProof/>
+                <w:color w:val="000000"/>
+                <w:sz w:val="16"/>
+                <w:szCs w:val="16"/>
+              </w:rPr>
+              <w:t>»</w:t>
+            </w:r>
+            <w:r>
+              <w:rPr>
+                <w:rFonts w:ascii="Arial" w:hAnsi="Arial" w:cs="Arial"/>
+                <w:color w:val="000000"/>
+                <w:sz w:val="16"/>
+                <w:szCs w:val="16"/>
+              </w:rPr>
+              <w:fldChar w:fldCharType="end"/>
+            </w:r>
           </w:p>
         </w:tc>
         <w:tc>
           <w:tcPr>
             <w:tcW w:w="1843" w:type="dxa"/>
-            <w:shd w:val="clear" w:color="auto" w:fill="FF0000"/>
+            <w:shd w:val="clear" w:color="auto" w:fill="auto"/>
           </w:tcPr>
           <w:p>
             <w:pPr>
               <w:spacing w:line="360" w:lineRule="auto"/>
-              <w:jc w:val="both"/>
+              <w:jc w:val="center"/>
               <w:rPr>
                 <w:rFonts w:ascii="Arial" w:hAnsi="Arial" w:cs="Arial"/>
                 <w:color w:val="000000"/>
@@ -8445,6 +9171,83 @@
                 <w:szCs w:val="16"/>
               </w:rPr>
             </w:pPr>
+            <w:r>
+              <w:rPr>
+                <w:rFonts w:ascii="Arial" w:hAnsi="Arial" w:cs="Arial"/>
+                <w:color w:val="000000"/>
+                <w:sz w:val="16"/>
+                <w:szCs w:val="16"/>
+              </w:rPr>
+              <w:fldChar w:fldCharType="begin"/>
+            </w:r>
+            <w:r>
+              <w:rPr>
+                <w:rFonts w:ascii="Arial" w:hAnsi="Arial" w:cs="Arial"/>
+                <w:color w:val="000000"/>
+                <w:sz w:val="16"/>
+                <w:szCs w:val="16"/>
+              </w:rPr>
+              <w:instrText xml:space="preserve"> MERGEFIELD  $d.pp_play_tp  \* MERGEFORMAT </w:instrText>
+            </w:r>
+            <w:r>
+              <w:rPr>
+                <w:rFonts w:ascii="Arial" w:hAnsi="Arial" w:cs="Arial"/>
+                <w:color w:val="000000"/>
+                <w:sz w:val="16"/>
+                <w:szCs w:val="16"/>
+              </w:rPr>
+              <w:fldChar w:fldCharType="separate"/>
+            </w:r>
+            <w:r>
+              <w:rPr>
+                <w:rFonts w:ascii="Arial" w:hAnsi="Arial" w:cs="Arial"/>
+                <w:noProof/>
+                <w:color w:val="000000"/>
+                <w:sz w:val="16"/>
+                <w:szCs w:val="16"/>
+              </w:rPr>
+              <w:t>«$d.pp_</w:t>
+            </w:r>
+            <w:proofErr w:type="spellStart"/>
+            <w:r>
+              <w:rPr>
+                <w:rFonts w:ascii="Arial" w:hAnsi="Arial" w:cs="Arial"/>
+                <w:color w:val="000000"/>
+                <w:sz w:val="16"/>
+                <w:szCs w:val="16"/>
+              </w:rPr>
+              <w:t>play</w:t>
+            </w:r>
+            <w:r>
+              <w:rPr>
+                <w:rFonts w:ascii="Arial" w:hAnsi="Arial" w:cs="Arial"/>
+                <w:noProof/>
+                <w:color w:val="000000"/>
+                <w:sz w:val="16"/>
+                <w:szCs w:val="16"/>
+              </w:rPr>
+              <w:t>_tp</w:t>
+            </w:r>
+            <w:proofErr w:type="spellEnd"/>
+            <w:r>
+              <w:rPr>
+                <w:rFonts w:ascii="Arial" w:hAnsi="Arial" w:cs="Arial"/>
+                <w:noProof/>
+                <w:color w:val="000000"/>
+                <w:sz w:val="16"/>
+                <w:szCs w:val="16"/>
+              </w:rPr>
+              <w:t>»</w:t>
+            </w:r>
+            <w:r>
+              <w:rPr>
+                <w:rFonts w:ascii="Arial" w:hAnsi="Arial" w:cs="Arial"/>
+                <w:color w:val="000000"/>
+                <w:sz w:val="16"/>
+                <w:szCs w:val="16"/>
+              </w:rPr>
+              <w:fldChar w:fldCharType="end"/>
+            </w:r>
           </w:p>
         </w:tc>
         <w:tc>
@@ -8553,12 +9356,12 @@
         <w:tc>
           <w:tcPr>
             <w:tcW w:w="1701" w:type="dxa"/>
-            <w:shd w:val="clear" w:color="auto" w:fill="FF0000"/>
+            <w:shd w:val="clear" w:color="auto" w:fill="auto"/>
           </w:tcPr>
           <w:p>
             <w:pPr>
               <w:spacing w:line="360" w:lineRule="auto"/>
-              <w:jc w:val="both"/>
+              <w:jc w:val="center"/>
               <w:rPr>
                 <w:rFonts w:ascii="Arial" w:hAnsi="Arial" w:cs="Arial"/>
                 <w:color w:val="000000"/>
@@ -8566,6 +9369,52 @@
                 <w:szCs w:val="16"/>
               </w:rPr>
             </w:pPr>
+            <w:r>
+              <w:rPr>
+                <w:rFonts w:ascii="Arial" w:hAnsi="Arial" w:cs="Arial"/>
+                <w:color w:val="000000"/>
+                <w:sz w:val="16"/>
+                <w:szCs w:val="16"/>
+              </w:rPr>
+              <w:fldChar w:fldCharType="begin"/>
+            </w:r>
+            <w:r>
+              <w:rPr>
+                <w:rFonts w:ascii="Arial" w:hAnsi="Arial" w:cs="Arial"/>
+                <w:color w:val="000000"/>
+                <w:sz w:val="16"/>
+                <w:szCs w:val="16"/>
+              </w:rPr>
+              <w:instrText xml:space="preserve"> MERGEFIELD  $d.pp_telegrosik_tk  \* MERGEFORMAT </w:instrText>
+            </w:r>
+            <w:r>
+              <w:rPr>
+                <w:rFonts w:ascii="Arial" w:hAnsi="Arial" w:cs="Arial"/>
+                <w:color w:val="000000"/>
+                <w:sz w:val="16"/>
+                <w:szCs w:val="16"/>
+              </w:rPr>
+              <w:fldChar w:fldCharType="separate"/>
+            </w:r>
+            <w:r>
+              <w:rPr>
+                <w:rFonts w:ascii="Arial" w:hAnsi="Arial" w:cs="Arial"/>
+                <w:noProof/>
+                <w:color w:val="000000"/>
+                <w:sz w:val="16"/>
+                <w:szCs w:val="16"/>
+              </w:rPr>
+              <w:t>«$d.pp_telegrosik_tk»</w:t>
+            </w:r>
+            <w:r>
+              <w:rPr>
+                <w:rFonts w:ascii="Arial" w:hAnsi="Arial" w:cs="Arial"/>
+                <w:color w:val="000000"/>
+                <w:sz w:val="16"/>
+                <w:szCs w:val="16"/>
+              </w:rPr>
+              <w:fldChar w:fldCharType="end"/>
+            </w:r>
           </w:p>
         </w:tc>
         <w:tc>
@@ -8685,12 +9534,12 @@
         <w:tc>
           <w:tcPr>
             <w:tcW w:w="1701" w:type="dxa"/>
-            <w:shd w:val="clear" w:color="auto" w:fill="FF0000"/>
+            <w:shd w:val="clear" w:color="auto" w:fill="auto"/>
           </w:tcPr>
           <w:p>
             <w:pPr>
               <w:spacing w:line="360" w:lineRule="auto"/>
-              <w:jc w:val="both"/>
+              <w:jc w:val="center"/>
               <w:rPr>
                 <w:rFonts w:ascii="Arial" w:hAnsi="Arial" w:cs="Arial"/>
                 <w:color w:val="000000"/>
@@ -8698,6 +9547,52 @@
                 <w:szCs w:val="16"/>
               </w:rPr>
             </w:pPr>
+            <w:r>
+              <w:rPr>
+                <w:rFonts w:ascii="Arial" w:hAnsi="Arial" w:cs="Arial"/>
+                <w:color w:val="000000"/>
+                <w:sz w:val="16"/>
+                <w:szCs w:val="16"/>
+              </w:rPr>
+              <w:fldChar w:fldCharType="begin"/>
+            </w:r>
+            <w:r>
+              <w:rPr>
+                <w:rFonts w:ascii="Arial" w:hAnsi="Arial" w:cs="Arial"/>
+                <w:color w:val="000000"/>
+                <w:sz w:val="16"/>
+                <w:szCs w:val="16"/>
+              </w:rPr>
+              <w:instrText xml:space="preserve"> MERGEFIELD  $d.pp_virginmobile_tk  \* MERGEFORMAT </w:instrText>
+            </w:r>
+            <w:r>
+              <w:rPr>
+                <w:rFonts w:ascii="Arial" w:hAnsi="Arial" w:cs="Arial"/>
+                <w:color w:val="000000"/>
+                <w:sz w:val="16"/>
+                <w:szCs w:val="16"/>
+              </w:rPr>
+              <w:fldChar w:fldCharType="separate"/>
+            </w:r>
+            <w:r>
+              <w:rPr>
+                <w:rFonts w:ascii="Arial" w:hAnsi="Arial" w:cs="Arial"/>
+                <w:noProof/>
+                <w:color w:val="000000"/>
+                <w:sz w:val="16"/>
+                <w:szCs w:val="16"/>
+              </w:rPr>
+              <w:t>«$d.pp_virginmobile_tk»</w:t>
+            </w:r>
+            <w:r>
+              <w:rPr>
+                <w:rFonts w:ascii="Arial" w:hAnsi="Arial" w:cs="Arial"/>
+                <w:color w:val="000000"/>
+                <w:sz w:val="16"/>
+                <w:szCs w:val="16"/>
+              </w:rPr>
+              <w:fldChar w:fldCharType="end"/>
+            </w:r>
           </w:p>
         </w:tc>
         <w:tc>
@@ -8821,12 +9716,11 @@
         <w:tc>
           <w:tcPr>
             <w:tcW w:w="1701" w:type="dxa"/>
-            <w:shd w:val="clear" w:color="auto" w:fill="FF0000"/>
+            <w:shd w:val="clear" w:color="auto" w:fill="auto"/>
           </w:tcPr>
           <w:p>
             <w:pPr>
-              <w:spacing w:line="360" w:lineRule="auto"/>
-              <w:jc w:val="both"/>
+              <w:jc w:val="center"/>
               <w:rPr>
                 <w:rFonts w:ascii="Arial" w:hAnsi="Arial" w:cs="Arial"/>
                 <w:color w:val="000000"/>
@@ -8834,6 +9728,52 @@
                 <w:szCs w:val="16"/>
               </w:rPr>
             </w:pPr>
+            <w:r>
+              <w:rPr>
+                <w:rFonts w:ascii="Arial" w:hAnsi="Arial" w:cs="Arial"/>
+                <w:color w:val="000000"/>
+                <w:sz w:val="16"/>
+                <w:szCs w:val="16"/>
+              </w:rPr>
+              <w:fldChar w:fldCharType="begin"/>
+            </w:r>
+            <w:r>
+              <w:rPr>
+                <w:rFonts w:ascii="Arial" w:hAnsi="Arial" w:cs="Arial"/>
+                <w:color w:val="000000"/>
+                <w:sz w:val="16"/>
+                <w:szCs w:val="16"/>
+              </w:rPr>
+              <w:instrText xml:space="preserve"> MERGEFIELD  $d.pp_lycamobile_tk  \* MERGEFORMAT </w:instrText>
+            </w:r>
+            <w:r>
+              <w:rPr>
+                <w:rFonts w:ascii="Arial" w:hAnsi="Arial" w:cs="Arial"/>
+                <w:color w:val="000000"/>
+                <w:sz w:val="16"/>
+                <w:szCs w:val="16"/>
+              </w:rPr>
+              <w:fldChar w:fldCharType="separate"/>
+            </w:r>
+            <w:r>
+              <w:rPr>
+                <w:rFonts w:ascii="Arial" w:hAnsi="Arial" w:cs="Arial"/>
+                <w:noProof/>
+                <w:color w:val="000000"/>
+                <w:sz w:val="16"/>
+                <w:szCs w:val="16"/>
+              </w:rPr>
+              <w:t>«$d.pp_lycamobile_tk»</w:t>
+            </w:r>
+            <w:r>
+              <w:rPr>
+                <w:rFonts w:ascii="Arial" w:hAnsi="Arial" w:cs="Arial"/>
+                <w:color w:val="000000"/>
+                <w:sz w:val="16"/>
+                <w:szCs w:val="16"/>
+              </w:rPr>
+              <w:fldChar w:fldCharType="end"/>
+            </w:r>
           </w:p>
         </w:tc>
         <w:tc>
@@ -8946,12 +9886,12 @@
         <w:tc>
           <w:tcPr>
             <w:tcW w:w="1701" w:type="dxa"/>
-            <w:shd w:val="clear" w:color="auto" w:fill="FF0000"/>
+            <w:shd w:val="clear" w:color="auto" w:fill="auto"/>
           </w:tcPr>
           <w:p>
             <w:pPr>
               <w:spacing w:line="360" w:lineRule="auto"/>
-              <w:jc w:val="both"/>
+              <w:jc w:val="center"/>
               <w:rPr>
                 <w:rFonts w:ascii="Arial" w:hAnsi="Arial" w:cs="Arial"/>
                 <w:color w:val="000000"/>
@@ -8959,6 +9899,52 @@
                 <w:szCs w:val="16"/>
               </w:rPr>
             </w:pPr>
+            <w:r>
+              <w:rPr>
+                <w:rFonts w:ascii="Arial" w:hAnsi="Arial" w:cs="Arial"/>
+                <w:color w:val="000000"/>
+                <w:sz w:val="16"/>
+                <w:szCs w:val="16"/>
+              </w:rPr>
+              <w:fldChar w:fldCharType="begin"/>
+            </w:r>
+            <w:r>
+              <w:rPr>
+                <w:rFonts w:ascii="Arial" w:hAnsi="Arial" w:cs="Arial"/>
+                <w:color w:val="000000"/>
+                <w:sz w:val="16"/>
+                <w:szCs w:val="16"/>
+              </w:rPr>
+              <w:instrText xml:space="preserve"> MERGEFIELD  $d.pp_gtmobile_tk  \* MERGEFORMAT </w:instrText>
+            </w:r>
+            <w:r>
+              <w:rPr>
+                <w:rFonts w:ascii="Arial" w:hAnsi="Arial" w:cs="Arial"/>
+                <w:color w:val="000000"/>
+                <w:sz w:val="16"/>
+                <w:szCs w:val="16"/>
+              </w:rPr>
+              <w:fldChar w:fldCharType="separate"/>
+            </w:r>
+            <w:r>
+              <w:rPr>
+                <w:rFonts w:ascii="Arial" w:hAnsi="Arial" w:cs="Arial"/>
+                <w:noProof/>
+                <w:color w:val="000000"/>
+                <w:sz w:val="16"/>
+                <w:szCs w:val="16"/>
+              </w:rPr>
+              <w:t>«$d.pp_gtmobile_tk»</w:t>
+            </w:r>
+            <w:r>
+              <w:rPr>
+                <w:rFonts w:ascii="Arial" w:hAnsi="Arial" w:cs="Arial"/>
+                <w:color w:val="000000"/>
+                <w:sz w:val="16"/>
+                <w:szCs w:val="16"/>
+              </w:rPr>
+              <w:fldChar w:fldCharType="end"/>
+            </w:r>
           </w:p>
         </w:tc>
         <w:tc>
@@ -9069,12 +10055,12 @@
         <w:tc>
           <w:tcPr>
             <w:tcW w:w="1701" w:type="dxa"/>
-            <w:shd w:val="clear" w:color="auto" w:fill="FF0000"/>
+            <w:shd w:val="clear" w:color="auto" w:fill="auto"/>
           </w:tcPr>
           <w:p>
             <w:pPr>
               <w:spacing w:line="360" w:lineRule="auto"/>
-              <w:jc w:val="both"/>
+              <w:jc w:val="center"/>
               <w:rPr>
                 <w:rFonts w:ascii="Arial" w:hAnsi="Arial" w:cs="Arial"/>
                 <w:color w:val="000000"/>
@@ -9082,6 +10068,52 @@
                 <w:szCs w:val="16"/>
               </w:rPr>
             </w:pPr>
+            <w:r>
+              <w:rPr>
+                <w:rFonts w:ascii="Arial" w:hAnsi="Arial" w:cs="Arial"/>
+                <w:color w:val="000000"/>
+                <w:sz w:val="16"/>
+                <w:szCs w:val="16"/>
+              </w:rPr>
+              <w:fldChar w:fldCharType="begin"/>
+            </w:r>
+            <w:r>
+              <w:rPr>
+                <w:rFonts w:ascii="Arial" w:hAnsi="Arial" w:cs="Arial"/>
+                <w:color w:val="000000"/>
+                <w:sz w:val="16"/>
+                <w:szCs w:val="16"/>
+              </w:rPr>
+              <w:instrText xml:space="preserve"> MERGEFIELD  $d.pp_vectonemobile_tk  \* MERGEFORMAT </w:instrText>
+            </w:r>
+            <w:r>
+              <w:rPr>
+                <w:rFonts w:ascii="Arial" w:hAnsi="Arial" w:cs="Arial"/>
+                <w:color w:val="000000"/>
+                <w:sz w:val="16"/>
+                <w:szCs w:val="16"/>
+              </w:rPr>
+              <w:fldChar w:fldCharType="separate"/>
+            </w:r>
+            <w:r>
+              <w:rPr>
+                <w:rFonts w:ascii="Arial" w:hAnsi="Arial" w:cs="Arial"/>
+                <w:noProof/>
+                <w:color w:val="000000"/>
+                <w:sz w:val="16"/>
+                <w:szCs w:val="16"/>
+              </w:rPr>
+              <w:t>«$d.pp_vectonemobile_tk»</w:t>
+            </w:r>
+            <w:r>
+              <w:rPr>
+                <w:rFonts w:ascii="Arial" w:hAnsi="Arial" w:cs="Arial"/>
+                <w:color w:val="000000"/>
+                <w:sz w:val="16"/>
+                <w:szCs w:val="16"/>
+              </w:rPr>
+              <w:fldChar w:fldCharType="end"/>
+            </w:r>
           </w:p>
         </w:tc>
         <w:tc>
@@ -9203,12 +10235,12 @@
         <w:tc>
           <w:tcPr>
             <w:tcW w:w="1701" w:type="dxa"/>
-            <w:shd w:val="clear" w:color="auto" w:fill="FF0000"/>
+            <w:shd w:val="clear" w:color="auto" w:fill="auto"/>
           </w:tcPr>
           <w:p>
             <w:pPr>
               <w:spacing w:line="360" w:lineRule="auto"/>
-              <w:jc w:val="both"/>
+              <w:jc w:val="center"/>
               <w:rPr>
                 <w:rFonts w:ascii="Arial" w:hAnsi="Arial" w:cs="Arial"/>
                 <w:color w:val="000000"/>
@@ -9216,6 +10248,52 @@
                 <w:szCs w:val="16"/>
               </w:rPr>
             </w:pPr>
+            <w:r>
+              <w:rPr>
+                <w:rFonts w:ascii="Arial" w:hAnsi="Arial" w:cs="Arial"/>
+                <w:color w:val="000000"/>
+                <w:sz w:val="16"/>
+                <w:szCs w:val="16"/>
+              </w:rPr>
+              <w:fldChar w:fldCharType="begin"/>
+            </w:r>
+            <w:r>
+              <w:rPr>
+                <w:rFonts w:ascii="Arial" w:hAnsi="Arial" w:cs="Arial"/>
+                <w:color w:val="000000"/>
+                <w:sz w:val="16"/>
+                <w:szCs w:val="16"/>
+              </w:rPr>
+              <w:instrText xml:space="preserve"> MERGEFIELD  $d.pp_delightmobile_tk  \* MERGEFORMAT </w:instrText>
+            </w:r>
+            <w:r>
+              <w:rPr>
+                <w:rFonts w:ascii="Arial" w:hAnsi="Arial" w:cs="Arial"/>
+                <w:color w:val="000000"/>
+                <w:sz w:val="16"/>
+                <w:szCs w:val="16"/>
+              </w:rPr>
+              <w:fldChar w:fldCharType="separate"/>
+            </w:r>
+            <w:r>
+              <w:rPr>
+                <w:rFonts w:ascii="Arial" w:hAnsi="Arial" w:cs="Arial"/>
+                <w:noProof/>
+                <w:color w:val="000000"/>
+                <w:sz w:val="16"/>
+                <w:szCs w:val="16"/>
+              </w:rPr>
+              <w:t>«$d.pp_delightmobile_tk»</w:t>
+            </w:r>
+            <w:r>
+              <w:rPr>
+                <w:rFonts w:ascii="Arial" w:hAnsi="Arial" w:cs="Arial"/>
+                <w:color w:val="000000"/>
+                <w:sz w:val="16"/>
+                <w:szCs w:val="16"/>
+              </w:rPr>
+              <w:fldChar w:fldCharType="end"/>
+            </w:r>
           </w:p>
         </w:tc>
         <w:tc>
@@ -9459,7 +10537,88 @@
           <w:szCs w:val="12"/>
           <w:lang w:val="pl-PL"/>
         </w:rPr>
-        <w:t xml:space="preserve">w wysokości </w:t>
+        <w:t xml:space="preserve">w </w:t>
+      </w:r>
+      <w:r>
+        <w:rPr>
+          <w:rFonts w:ascii="Arial" w:hAnsi="Arial" w:cs="Arial"/>
+          <w:sz w:val="14"/>
+          <w:szCs w:val="12"/>
+          <w:lang w:val="pl-PL"/>
+        </w:rPr>
+        <w:t>wysokości</w:t>
+      </w:r>
+      <w:r>
+        <w:rPr>
+          <w:rFonts w:ascii="Arial" w:hAnsi="Arial" w:cs="Arial"/>
+          <w:sz w:val="14"/>
+          <w:szCs w:val="12"/>
+          <w:lang w:val="pl-PL"/>
+        </w:rPr>
+        <w:t xml:space="preserve"> </w:t>
+      </w:r>
+      <w:r>
+        <w:rPr>
+          <w:rFonts w:ascii="Arial" w:hAnsi="Arial" w:cs="Arial"/>
+          <w:sz w:val="14"/>
+          <w:szCs w:val="12"/>
+          <w:lang w:val="pl-PL"/>
+        </w:rPr>
+        <w:fldChar w:fldCharType="begin"/>
+      </w:r>
+      <w:r>
+        <w:rPr>
+          <w:rFonts w:ascii="Arial" w:hAnsi="Arial" w:cs="Arial"/>
+          <w:sz w:val="14"/>
+          <w:szCs w:val="12"/>
+          <w:lang w:val="pl-PL"/>
+        </w:rPr>
+        <w:instrText xml:space="preserve"> MERGEFIELD  $d.oplataZaOprogramowanieDoDoladowan  \* MERGEFORMAT </w:instrText>
+      </w:r>
+      <w:r>
+        <w:rPr>
+          <w:rFonts w:ascii="Arial" w:hAnsi="Arial" w:cs="Arial"/>
+          <w:sz w:val="14"/>
+          <w:szCs w:val="12"/>
+          <w:lang w:val="pl-PL"/>
+        </w:rPr>
+        <w:fldChar w:fldCharType="separate"/>
+      </w:r>
+      <w:r>
+        <w:rPr>
+          <w:rFonts w:ascii="Arial" w:hAnsi="Arial" w:cs="Arial"/>
+          <w:sz w:val="14"/>
+          <w:szCs w:val="12"/>
+          <w:lang w:val="pl-PL"/>
+        </w:rPr>
+        <w:t>«$d.oplataZaOprogramowanieDoDoladowan»</w:t>
+      </w:r>
+      <w:r>
+        <w:rPr>
+          <w:rFonts w:ascii="Arial" w:hAnsi="Arial" w:cs="Arial"/>
+          <w:sz w:val="14"/>
+          <w:szCs w:val="12"/>
+          <w:lang w:val="pl-PL"/>
+        </w:rPr>
+        <w:fldChar w:fldCharType="end"/>
+      </w:r>
+      <w:r>
+        <w:rPr>
+          <w:rFonts w:ascii="Arial" w:hAnsi="Arial" w:cs="Arial"/>
+          <w:sz w:val="14"/>
+          <w:szCs w:val="12"/>
+          <w:lang w:val="pl-PL"/>
+        </w:rPr>
+        <w:t xml:space="preserve"> </w:t>
+      </w:r>
+      <w:r>
+        <w:rPr>
+          <w:rFonts w:ascii="Arial" w:hAnsi="Arial" w:cs="Arial"/>
+          <w:sz w:val="14"/>
+          <w:szCs w:val="12"/>
+          <w:lang w:val="pl-PL"/>
+        </w:rPr>
+        <w:t>zł netto</w:t>
       </w:r>
       <w:r>
         <w:rPr>
@@ -9467,20 +10626,9 @@
           <w:color w:val="000000"/>
           <w:sz w:val="14"/>
           <w:szCs w:val="12"/>
-          <w:shd w:val="clear" w:color="auto" w:fill="FF0000"/>
-          <w:lang w:val="pl-PL"/>
-        </w:rPr>
-        <w:t>..............</w:t>
-      </w:r>
-      <w:r>
-        <w:rPr>
-          <w:rFonts w:ascii="Arial" w:hAnsi="Arial" w:cs="Arial"/>
-          <w:color w:val="000000"/>
-          <w:sz w:val="14"/>
-          <w:szCs w:val="12"/>
-          <w:lang w:val="pl-PL"/>
-        </w:rPr>
-        <w:t xml:space="preserve"> zł netto.</w:t>
+          <w:lang w:val="pl-PL"/>
+        </w:rPr>
+        <w:t>.</w:t>
       </w:r>
       <w:r>
         <w:rPr>
@@ -15935,48 +17083,6 @@
 </w:document>
 </file>
 
-<file path=word/comments.xml><?xml version="1.0" encoding="utf-8"?>
-<w:comments xmlns:wpc="http://schemas.microsoft.com/office/word/2010/wordprocessingCanvas" xmlns:mc="http://schemas.openxmlformats.org/markup-compatibility/2006" xmlns:o="urn:schemas-microsoft-com:office:office" xmlns:r="http://schemas.openxmlformats.org/officeDocument/2006/relationships" xmlns:m="http://schemas.openxmlformats.org/officeDocument/2006/math" xmlns:v="urn:schemas-microsoft-com:vml" xmlns:wp14="http://schemas.microsoft.com/office/word/2010/wordprocessingDrawing" xmlns:wp="http://schemas.openxmlformats.org/drawingml/2006/wordprocessingDrawing" xmlns:w10="urn:schemas-microsoft-com:office:word" xmlns:w="http://schemas.openxmlformats.org/wordprocessingml/2006/main" xmlns:w14="http://schemas.microsoft.com/office/word/2010/wordml" xmlns:wpg="http://schemas.microsoft.com/office/word/2010/wordprocessingGroup" xmlns:wpi="http://schemas.microsoft.com/office/word/2010/wordprocessingInk" xmlns:wne="http://schemas.microsoft.com/office/word/2006/wordml" xmlns:wps="http://schemas.microsoft.com/office/word/2010/wordprocessingShape" mc:Ignorable="w14 wp14">
-  <w:comment w:id="5" w:author="mmelissa" w:date="2013-04-26T14:33:00Z" w:initials="m">
-    <w:p>
-      <w:pPr>
-        <w:pStyle w:val="CommentText"/>
-      </w:pPr>
-      <w:r>
-        <w:rPr>
-          <w:rStyle w:val="CommentReference"/>
-        </w:rPr>
-        <w:annotationRef/>
-      </w:r>
-      <w:proofErr w:type="spellStart"/>
-      <w:r>
-        <w:t>Czy</w:t>
-      </w:r>
-      <w:proofErr w:type="spellEnd"/>
-      <w:r>
-        <w:t xml:space="preserve"> </w:t>
-      </w:r>
-      <w:proofErr w:type="spellStart"/>
-      <w:r>
-        <w:t>zostawiamy</w:t>
-      </w:r>
-      <w:proofErr w:type="spellEnd"/>
-      <w:r>
-        <w:t xml:space="preserve"> </w:t>
-      </w:r>
-      <w:proofErr w:type="spellStart"/>
-      <w:r>
-        <w:t>zapis</w:t>
-      </w:r>
-      <w:proofErr w:type="spellEnd"/>
-      <w:r>
-        <w:t>?</w:t>
-      </w:r>
-    </w:p>
-  </w:comment>
-</w:comments>
-</file>
-
 <file path=word/endnotes.xml><?xml version="1.0" encoding="utf-8"?>
 <w:endnotes xmlns:wpc="http://schemas.microsoft.com/office/word/2010/wordprocessingCanvas" xmlns:mc="http://schemas.openxmlformats.org/markup-compatibility/2006" xmlns:o="urn:schemas-microsoft-com:office:office" xmlns:r="http://schemas.openxmlformats.org/officeDocument/2006/relationships" xmlns:m="http://schemas.openxmlformats.org/officeDocument/2006/math" xmlns:v="urn:schemas-microsoft-com:vml" xmlns:wp14="http://schemas.microsoft.com/office/word/2010/wordprocessingDrawing" xmlns:wp="http://schemas.openxmlformats.org/drawingml/2006/wordprocessingDrawing" xmlns:w10="urn:schemas-microsoft-com:office:word" xmlns:w="http://schemas.openxmlformats.org/wordprocessingml/2006/main" xmlns:w14="http://schemas.microsoft.com/office/word/2010/wordml" xmlns:wpg="http://schemas.microsoft.com/office/word/2010/wordprocessingGroup" xmlns:wpi="http://schemas.microsoft.com/office/word/2010/wordprocessingInk" xmlns:wne="http://schemas.microsoft.com/office/word/2006/wordml" xmlns:wps="http://schemas.microsoft.com/office/word/2010/wordprocessingShape" mc:Ignorable="w14 wp14">
   <w:endnote w:type="separator" w:id="-1">
@@ -16286,7 +17392,7 @@
           <v:imagedata r:id="rId1" o:title=""/>
           <w10:wrap type="topAndBottom"/>
         </v:shape>
-        <o:OLEObject Type="Embed" ProgID="MSPhotoEd.3" ShapeID="_x0000_s2049" DrawAspect="Content" ObjectID="_1436872193" r:id="rId2"/>
+        <o:OLEObject Type="Embed" ProgID="MSPhotoEd.3" ShapeID="_x0000_s2049" DrawAspect="Content" ObjectID="_1437891175" r:id="rId2"/>
       </w:pict>
     </w:r>
   </w:p>
